--- a/prosedurler/EMS.BK.TL.07.08. Spare Parts Stock and Machine Commissioning Check Instruction.docx
+++ b/prosedurler/EMS.BK.TL.07.08. Spare Parts Stock and Machine Commissioning Check Instruction.docx
@@ -701,7 +701,7 @@
           <w:sz w:val="24"/>
           <w:szCs w:val="24"/>
         </w:rPr>
-        <w:t xml:space="preserve"> The record of the part requested, quantity, machine and urgency (form FRM-BAK-01).</w:t>
+        <w:t xml:space="preserve"> The record of the part requested, quantity, machine and urgency (form EMS.BK.FRM.07.01).</w:t>
       </w:r>
     </w:p>
     <w:p>
@@ -969,7 +969,7 @@
           <w:sz w:val="24"/>
           <w:szCs w:val="24"/>
         </w:rPr>
-        <w:t xml:space="preserve">3.1. The Maintenance Technician requests a part through the work order; if the part is not in stock the Spare Parts Request Form (FRM-BAK-01) is completed with part code, quantity, machine, urgency and reason.</w:t>
+        <w:t xml:space="preserve">3.1. The Maintenance Technician requests a part through the work order; if the part is not in stock the Spare Parts Request Form (EMS.BK.FRM.07.01) is completed with part code, quantity, machine, urgency and reason.</w:t>
       </w:r>
     </w:p>
     <w:p>
@@ -1484,7 +1484,7 @@
           <w:sz w:val="24"/>
           <w:szCs w:val="24"/>
         </w:rPr>
-        <w:t xml:space="preserve">7.1. Spare parts stock records, Spare Parts Request Forms (FRM-BAK-01), issue records and count results are kept by the Store Keeper and the Maintenance Supervisor.</w:t>
+        <w:t xml:space="preserve">7.1. Spare parts stock records, Spare Parts Request Forms (EMS.BK.FRM.07.01), issue records and count results are kept by the Store Keeper and the Maintenance Supervisor.</w:t>
       </w:r>
     </w:p>
     <w:p>
@@ -1817,7 +1817,7 @@
           <w:sz w:val="24"/>
           <w:szCs w:val="24"/>
         </w:rPr>
-        <w:t xml:space="preserve">TLM-BAK-03 Spare parts stock and restart check</w:t>
+        <w:t xml:space="preserve">EMS.BK.TL.07.08 Spare parts stock and restart check</w:t>
       </w:r>
     </w:p>
     <w:p>
@@ -1836,7 +1836,7 @@
           <w:sz w:val="24"/>
           <w:szCs w:val="24"/>
         </w:rPr>
-        <w:t xml:space="preserve">FRM-BAK-01 Spare Parts Request Form; EMS.QA.FRM.06.01 Machine Maintenance Card; EMS.QA.FRM.06.02 Daily Breakdown Maintenance Work Record</w:t>
+        <w:t xml:space="preserve">EMS.BK.FRM.07.01 Spare Parts Request Form; EMS.QA.FRM.06.01 Machine Maintenance Card; EMS.QA.FRM.06.02 Daily Breakdown Maintenance Work Record</w:t>
       </w:r>
     </w:p>
     <w:p>
@@ -2686,7 +2686,7 @@
           <w:sz w:val="24"/>
           <w:szCs w:val="24"/>
         </w:rPr>
-        <w:t xml:space="preserve"> سجل القطعة المطلوبة والكمية والآلة والاستعجال (النموذج FRM-BAK-01).</w:t>
+        <w:t xml:space="preserve"> سجل القطعة المطلوبة والكمية والآلة والاستعجال (النموذج EMS.BK.FRM.07.01).</w:t>
       </w:r>
     </w:p>
     <w:p>
@@ -2987,7 +2987,7 @@
           <w:sz w:val="24"/>
           <w:szCs w:val="24"/>
         </w:rPr>
-        <w:t xml:space="preserve">3.1. يطلب فني الصيانة القطعة عبر أمر العمل؛ وإذا لم تكن في المخزون يُستكمل نموذج طلب قطع الغيار (FRM-BAK-01) بالرمز والكمية والآلة والاستعجال والسبب.</w:t>
+        <w:t xml:space="preserve">3.1. يطلب فني الصيانة القطعة عبر أمر العمل؛ وإذا لم تكن في المخزون يُستكمل نموذج طلب قطع الغيار (EMS.BK.FRM.07.01) بالرمز والكمية والآلة والاستعجال والسبب.</w:t>
       </w:r>
     </w:p>
     <w:p>
@@ -3564,7 +3564,7 @@
           <w:sz w:val="24"/>
           <w:szCs w:val="24"/>
         </w:rPr>
-        <w:t xml:space="preserve">7.1. يحتفظ أمين المخزن ومشرف الصيانة بسجلات مخزون قطع الغيار ونماذج الطلب (FRM-BAK-01) وسجلات الصرف ونتائج الجرد.</w:t>
+        <w:t xml:space="preserve">7.1. يحتفظ أمين المخزن ومشرف الصيانة بسجلات مخزون قطع الغيار ونماذج الطلب (EMS.BK.FRM.07.01) وسجلات الصرف ونتائج الجرد.</w:t>
       </w:r>
     </w:p>
     <w:p>
@@ -3935,7 +3935,7 @@
           <w:sz w:val="24"/>
           <w:szCs w:val="24"/>
         </w:rPr>
-        <w:t xml:space="preserve">TLM-BAK-03 مخزون قطع الغيار وفحص إعادة التشغيل</w:t>
+        <w:t xml:space="preserve">EMS.BK.TL.07.08 مخزون قطع الغيار وفحص إعادة التشغيل</w:t>
       </w:r>
     </w:p>
     <w:p>
@@ -3956,7 +3956,7 @@
           <w:sz w:val="24"/>
           <w:szCs w:val="24"/>
         </w:rPr>
-        <w:t xml:space="preserve">FRM-BAK-01 نموذج طلب قطع الغيار؛ EMS.QA.FRM.06.01 بطاقة صيانة الآلة؛ EMS.QA.FRM.06.02 سجل عمل صيانة الأعطال اليومي</w:t>
+        <w:t xml:space="preserve">EMS.BK.FRM.07.01 نموذج طلب قطع الغيار؛ EMS.QA.FRM.06.01 بطاقة صيانة الآلة؛ EMS.QA.FRM.06.02 سجل عمل صيانة الأعطال اليومي</w:t>
       </w:r>
     </w:p>
     <w:p>
